--- a/doc/USAGE.docx
+++ b/doc/USAGE.docx
@@ -87,7 +87,7 @@
         <w:br/>
         <w:t xml:space="preserve">   ├─►  Google Sheets  (연단위 파일 · 월별 탭)   ← TubeAI 대시보드</w:t>
         <w:br/>
-        <w:t xml:space="preserve">   └─►  Supabase       (365일 retention)         ← 분석·통계용</w:t>
+        <w:t xml:space="preserve">   └─►  Supabase       (90일 retention)          ← 분석·통계용</w:t>
       </w:r>
     </w:p>
     <w:p>
@@ -385,7 +385,7 @@
                 <w:rFonts w:ascii="Apple SD Gothic Neo" w:hAnsi="Apple SD Gothic Neo"/>
                 <w:sz w:val="20"/>
               </w:rPr>
-              <w:t>365일 retention 저장소</w:t>
+              <w:t>90일 retention 저장소</w:t>
             </w:r>
           </w:p>
         </w:tc>
@@ -1084,7 +1084,7 @@
                 <w:rFonts w:ascii="Apple SD Gothic Neo" w:hAnsi="Apple SD Gothic Neo"/>
                 <w:sz w:val="20"/>
               </w:rPr>
-              <w:t>기본 90, Actions 는 365 사용</w:t>
+              <w:t>기본 90</w:t>
             </w:r>
           </w:p>
         </w:tc>
@@ -1507,7 +1507,7 @@
           <w:rFonts w:ascii="Apple SD Gothic Neo" w:hAnsi="Apple SD Gothic Neo"/>
           <w:sz w:val="22"/>
         </w:rPr>
-        <w:t>SUPABASE_RETENTION_DAYS (선택, 미설정 시 워크플로가 365 주입)</w:t>
+        <w:t>SUPABASE_RETENTION_DAYS (선택, 미설정 시 90일)</w:t>
       </w:r>
     </w:p>
     <w:p>
@@ -1753,7 +1753,7 @@
           <w:rFonts w:ascii="Apple SD Gothic Neo" w:hAnsi="Apple SD Gothic Neo"/>
           <w:sz w:val="22"/>
         </w:rPr>
-        <w:t>기본값: 365일 (GitHub Actions) / 90일 (.env 기본)</w:t>
+        <w:t>기본값: 90일 (GitHub Actions / 로컬 기본)</w:t>
       </w:r>
     </w:p>
     <w:p>
